--- a/Guidelines/How-To Guide DrinkingWater 02_02_2023.docx
+++ b/Guidelines/How-To Guide DrinkingWater 02_02_2023.docx
@@ -3482,7 +3482,26 @@
                 <w:sz w:val="22"/>
                 <w:szCs w:val="22"/>
               </w:rPr>
-              <w:t xml:space="preserve">) into statewide frequencies of water systems and summed population-served by </w:t>
+              <w:t xml:space="preserve">) into statewide </w:t>
+            </w:r>
+            <w:r>
+              <w:rPr>
+                <w:rStyle w:val="normaltextrun"/>
+                <w:rFonts w:ascii="Calibri" w:hAnsi="Calibri" w:cs="Calibri"/>
+                <w:sz w:val="22"/>
+                <w:szCs w:val="22"/>
+                <w:highlight w:val="red"/>
+              </w:rPr>
+              <w:t>frequencies</w:t>
+            </w:r>
+            <w:r>
+              <w:rPr>
+                <w:rStyle w:val="normaltextrun"/>
+                <w:rFonts w:ascii="Calibri" w:hAnsi="Calibri" w:cs="Calibri"/>
+                <w:sz w:val="22"/>
+                <w:szCs w:val="22"/>
+              </w:rPr>
+              <w:t xml:space="preserve"> of water systems and summed population-served by </w:t>
             </w:r>
             <w:r>
               <w:rPr>
@@ -3526,7 +3545,26 @@
                 <w:sz w:val="22"/>
                 <w:szCs w:val="22"/>
               </w:rPr>
-              <w:t>Standard concentration categories have not been specified by CDC for each analyte</w:t>
+              <w:t xml:space="preserve">Standard concentration </w:t>
+            </w:r>
+            <w:r>
+              <w:rPr>
+                <w:rStyle w:val="normaltextrun"/>
+                <w:rFonts w:ascii="Calibri" w:hAnsi="Calibri" w:cs="Calibri"/>
+                <w:sz w:val="22"/>
+                <w:szCs w:val="22"/>
+                <w:highlight w:val="red"/>
+              </w:rPr>
+              <w:t>categories</w:t>
+            </w:r>
+            <w:r>
+              <w:rPr>
+                <w:rStyle w:val="normaltextrun"/>
+                <w:rFonts w:ascii="Calibri" w:hAnsi="Calibri" w:cs="Calibri"/>
+                <w:sz w:val="22"/>
+                <w:szCs w:val="22"/>
+              </w:rPr>
+              <w:t xml:space="preserve"> have not been specified by CDC for each analyte</w:t>
             </w:r>
             <w:r>
               <w:rPr>
@@ -8640,16 +8678,47 @@
         </w:rPr>
         <w:t>For the remaining non-detect observations lacking a DL and not updated in (1) or (2), please refer to the Excel file on Share Point, Analyte Detection Methods (</w:t>
       </w:r>
-      <w:hyperlink r:id="rId27" w:tgtFrame="_blank" w:history="1">
-        <w:r>
-          <w:rPr>
-            <w:rFonts w:ascii="Calibri" w:eastAsia="Times New Roman" w:hAnsi="Calibri" w:cs="Calibri"/>
-            <w:color w:val="0000FF"/>
-            <w:u w:val="single"/>
-          </w:rPr>
-          <w:t>https://partner.cdc.gov/Sites/NCEH/EHHE/tracking/Resources/NCDM/Analyte_detection_methods_01062012.xlsx</w:t>
-        </w:r>
-      </w:hyperlink>
+      <w:r>
+        <w:fldChar w:fldCharType="begin"/>
+      </w:r>
+      <w:r>
+        <w:instrText xml:space="preserve"> HYPERLINK "https://partner.cdc.gov/Sites/NCEH/EHHE/tracking/Resources/NCDM/Analyte_detection_methods_01062012.xlsx" \t "_blank" </w:instrText>
+      </w:r>
+      <w:r>
+        <w:fldChar w:fldCharType="separate"/>
+      </w:r>
+      <w:r>
+        <w:rPr>
+          <w:rFonts w:ascii="Calibri" w:eastAsia="Times New Roman" w:hAnsi="Calibri" w:cs="Calibri"/>
+          <w:color w:val="0000FF"/>
+          <w:u w:val="single"/>
+        </w:rPr>
+        <w:t>https://partner.cdc.gov/Sites/NCEH</w:t>
+      </w:r>
+      <w:r>
+        <w:rPr>
+          <w:rFonts w:ascii="Calibri" w:eastAsia="Times New Roman" w:hAnsi="Calibri" w:cs="Calibri"/>
+          <w:color w:val="0000FF"/>
+          <w:u w:val="single"/>
+        </w:rPr>
+        <w:t>/</w:t>
+      </w:r>
+      <w:r>
+        <w:rPr>
+          <w:rFonts w:ascii="Calibri" w:eastAsia="Times New Roman" w:hAnsi="Calibri" w:cs="Calibri"/>
+          <w:color w:val="0000FF"/>
+          <w:u w:val="single"/>
+        </w:rPr>
+        <w:t>EHHE/tracking/Resources/NCDM/Analyte_detection_methods_01062012.xlsx</w:t>
+      </w:r>
+      <w:r>
+        <w:rPr>
+          <w:rFonts w:ascii="Calibri" w:eastAsia="Times New Roman" w:hAnsi="Calibri" w:cs="Calibri"/>
+          <w:color w:val="0000FF"/>
+          <w:u w:val="single"/>
+        </w:rPr>
+        <w:fldChar w:fldCharType="end"/>
+      </w:r>
       <w:r>
         <w:rPr>
           <w:rFonts w:ascii="Calibri" w:eastAsia="Times New Roman" w:hAnsi="Calibri" w:cs="Calibri"/>
@@ -14020,7 +14089,7 @@
                     <pic:cNvPicPr/>
                   </pic:nvPicPr>
                   <pic:blipFill>
-                    <a:blip r:embed="rId28" cstate="print">
+                    <a:blip r:embed="rId27" cstate="print">
                       <a:extLst>
                         <a:ext uri="{28A0092B-C50C-407E-A947-70E740481C1C}">
                           <a14:useLocalDpi xmlns:a14="http://schemas.microsoft.com/office/drawing/2010/main" val="0"/>
@@ -14061,7 +14130,7 @@
       <w:r>
         <w:t xml:space="preserve">Contact us: </w:t>
       </w:r>
-      <w:hyperlink r:id="rId29" w:history="1">
+      <w:hyperlink r:id="rId28" w:history="1">
         <w:r>
           <w:rPr>
             <w:rStyle w:val="Hyperlink"/>
@@ -14077,7 +14146,7 @@
       <w:r>
         <w:t xml:space="preserve">Visit the Tracking Network today: </w:t>
       </w:r>
-      <w:hyperlink r:id="rId30" w:history="1">
+      <w:hyperlink r:id="rId29" w:history="1">
         <w:r>
           <w:rPr>
             <w:rStyle w:val="Hyperlink"/>
@@ -19185,6 +19254,36 @@
 </file>
 
 <file path=customXml/item2.xml><?xml version="1.0" encoding="utf-8"?>
+<p:properties xmlns:p="http://schemas.microsoft.com/office/2006/metadata/properties" xmlns:xsi="http://www.w3.org/2001/XMLSchema-instance" xmlns:pc="http://schemas.microsoft.com/office/infopath/2007/PartnerControls">
+  <documentManagement>
+    <Link xmlns="6B710C5F-2DC9-4C37-BD29-2E6939E2CDE5">
+      <Url xsi:nil="true"/>
+      <Description xsi:nil="true"/>
+    </Link>
+    <Subcateogry xmlns="ECC08746-24BB-4E37-BB4C-065978B1E5A1">How-To Guides</Subcateogry>
+    <Year xmlns="DF3916DE-A1F6-488A-9456-327F3B23C4F8">2023</Year>
+    <Data_x0020_Submission0 xmlns="FEE2B03D-709B-41D9-8179-6B67816EF983">true</Data_x0020_Submission0>
+    <Hospitalization xmlns="ECC08746-24BB-4E37-BB4C-065978B1E5A1">Community Drinking Water</Hospitalization>
+    <Archive xmlns="ECC08746-24BB-4E37-BB4C-065978B1E5A1">Current Standard</Archive>
+    <_dlc_DocId xmlns="6b710c5f-2dc9-4c37-bd29-2e6939e2cde5">NS7YCQ7CCPTZ-1293111463-309</_dlc_DocId>
+    <_dlc_DocIdUrl xmlns="6b710c5f-2dc9-4c37-bd29-2e6939e2cde5">
+      <Url>https://cdcpartners.sharepoint.com/sites/NCEH/EHHE/tracking/Resources/_layouts/15/DocIdRedir.aspx?ID=NS7YCQ7CCPTZ-1293111463-309</Url>
+      <Description>NS7YCQ7CCPTZ-1293111463-309</Description>
+    </_dlc_DocIdUrl>
+  </documentManagement>
+</p:properties>
+</file>
+
+<file path=customXml/item3.xml><?xml version="1.0" encoding="utf-8"?>
+<?mso-contentType ?>
+<FormTemplates xmlns="http://schemas.microsoft.com/sharepoint/v3/contenttype/forms">
+  <Display>DocumentLibraryForm</Display>
+  <Edit>DocumentLibraryForm</Edit>
+  <New>DocumentLibraryForm</New>
+</FormTemplates>
+</file>
+
+<file path=customXml/item4.xml><?xml version="1.0" encoding="utf-8"?>
 <?mso-contentType ?>
 <spe:Receivers xmlns:spe="http://schemas.microsoft.com/sharepoint/events">
   <Receiver>
@@ -19234,36 +19333,6 @@
 </spe:Receivers>
 </file>
 
-<file path=customXml/item3.xml><?xml version="1.0" encoding="utf-8"?>
-<?mso-contentType ?>
-<FormTemplates xmlns="http://schemas.microsoft.com/sharepoint/v3/contenttype/forms">
-  <Display>DocumentLibraryForm</Display>
-  <Edit>DocumentLibraryForm</Edit>
-  <New>DocumentLibraryForm</New>
-</FormTemplates>
-</file>
-
-<file path=customXml/item4.xml><?xml version="1.0" encoding="utf-8"?>
-<p:properties xmlns:p="http://schemas.microsoft.com/office/2006/metadata/properties" xmlns:xsi="http://www.w3.org/2001/XMLSchema-instance" xmlns:pc="http://schemas.microsoft.com/office/infopath/2007/PartnerControls">
-  <documentManagement>
-    <Link xmlns="6B710C5F-2DC9-4C37-BD29-2E6939E2CDE5">
-      <Url xsi:nil="true"/>
-      <Description xsi:nil="true"/>
-    </Link>
-    <Subcateogry xmlns="ECC08746-24BB-4E37-BB4C-065978B1E5A1">How-To Guides</Subcateogry>
-    <Year xmlns="DF3916DE-A1F6-488A-9456-327F3B23C4F8">2023</Year>
-    <Data_x0020_Submission0 xmlns="FEE2B03D-709B-41D9-8179-6B67816EF983">true</Data_x0020_Submission0>
-    <Hospitalization xmlns="ECC08746-24BB-4E37-BB4C-065978B1E5A1">Community Drinking Water</Hospitalization>
-    <Archive xmlns="ECC08746-24BB-4E37-BB4C-065978B1E5A1">Current Standard</Archive>
-    <_dlc_DocId xmlns="6b710c5f-2dc9-4c37-bd29-2e6939e2cde5">NS7YCQ7CCPTZ-1293111463-309</_dlc_DocId>
-    <_dlc_DocIdUrl xmlns="6b710c5f-2dc9-4c37-bd29-2e6939e2cde5">
-      <Url>https://cdcpartners.sharepoint.com/sites/NCEH/EHHE/tracking/Resources/_layouts/15/DocIdRedir.aspx?ID=NS7YCQ7CCPTZ-1293111463-309</Url>
-      <Description>NS7YCQ7CCPTZ-1293111463-309</Description>
-    </_dlc_DocIdUrl>
-  </documentManagement>
-</p:properties>
-</file>
-
 <file path=customXml/itemProps1.xml><?xml version="1.0" encoding="utf-8"?>
 <ds:datastoreItem xmlns:ds="http://schemas.openxmlformats.org/officeDocument/2006/customXml" ds:itemID="{326AB6EA-71EC-4617-9894-CBBC3E14472A}">
   <ds:schemaRefs>
@@ -19288,9 +19357,15 @@
 </file>
 
 <file path=customXml/itemProps2.xml><?xml version="1.0" encoding="utf-8"?>
-<ds:datastoreItem xmlns:ds="http://schemas.openxmlformats.org/officeDocument/2006/customXml" ds:itemID="{C04E503C-A445-43F2-944F-18539A6C5126}">
+<ds:datastoreItem xmlns:ds="http://schemas.openxmlformats.org/officeDocument/2006/customXml" ds:itemID="{6260623D-2872-42F7-9C74-588B7F40ED0E}">
   <ds:schemaRefs>
-    <ds:schemaRef ds:uri="http://schemas.microsoft.com/sharepoint/events"/>
+    <ds:schemaRef ds:uri="http://schemas.microsoft.com/office/2006/metadata/properties"/>
+    <ds:schemaRef ds:uri="http://schemas.microsoft.com/office/infopath/2007/PartnerControls"/>
+    <ds:schemaRef ds:uri="6B710C5F-2DC9-4C37-BD29-2E6939E2CDE5"/>
+    <ds:schemaRef ds:uri="ECC08746-24BB-4E37-BB4C-065978B1E5A1"/>
+    <ds:schemaRef ds:uri="DF3916DE-A1F6-488A-9456-327F3B23C4F8"/>
+    <ds:schemaRef ds:uri="FEE2B03D-709B-41D9-8179-6B67816EF983"/>
+    <ds:schemaRef ds:uri="6b710c5f-2dc9-4c37-bd29-2e6939e2cde5"/>
   </ds:schemaRefs>
 </ds:datastoreItem>
 </file>
@@ -19304,15 +19379,9 @@
 </file>
 
 <file path=customXml/itemProps4.xml><?xml version="1.0" encoding="utf-8"?>
-<ds:datastoreItem xmlns:ds="http://schemas.openxmlformats.org/officeDocument/2006/customXml" ds:itemID="{6260623D-2872-42F7-9C74-588B7F40ED0E}">
+<ds:datastoreItem xmlns:ds="http://schemas.openxmlformats.org/officeDocument/2006/customXml" ds:itemID="{C04E503C-A445-43F2-944F-18539A6C5126}">
   <ds:schemaRefs>
-    <ds:schemaRef ds:uri="http://schemas.microsoft.com/office/2006/metadata/properties"/>
-    <ds:schemaRef ds:uri="http://schemas.microsoft.com/office/infopath/2007/PartnerControls"/>
-    <ds:schemaRef ds:uri="6B710C5F-2DC9-4C37-BD29-2E6939E2CDE5"/>
-    <ds:schemaRef ds:uri="ECC08746-24BB-4E37-BB4C-065978B1E5A1"/>
-    <ds:schemaRef ds:uri="DF3916DE-A1F6-488A-9456-327F3B23C4F8"/>
-    <ds:schemaRef ds:uri="FEE2B03D-709B-41D9-8179-6B67816EF983"/>
-    <ds:schemaRef ds:uri="6b710c5f-2dc9-4c37-bd29-2e6939e2cde5"/>
+    <ds:schemaRef ds:uri="http://schemas.microsoft.com/sharepoint/events"/>
   </ds:schemaRefs>
 </ds:datastoreItem>
 </file>